--- a/Deutsch_7A/Balladen/Woche2/Handreichung_Polnisch_Lesetechniken_wiederholen.docx
+++ b/Deutsch_7A/Balladen/Woche2/Handreichung_Polnisch_Lesetechniken_wiederholen.docx
@@ -174,7 +174,7 @@
                 <w:sz w:val="17"/>
                 <w:szCs w:val="17"/>
               </w:rPr>
-              <w:t xml:space="preserve">1 Techniki czytania z pamięci · 2 Która technika pasuje? (A–D) · 3 * Przejrzyj „Paddy Fingal“ (tylko jeśli starczy czasu) · 4 Czy osiągnęliśmy cel?</w:t>
+              <w:t xml:space="preserve">1 Techniki czytania z pamięci · 2 Która technika pasuje? (A–D) · 3 * Przejrzyj „Paddy Fingal“ (tylko jeśli starczy czasu) · 4 Sprawdzenie celu (Zielcheck)</w:t>
             </w:r>
           </w:p>
           <w:p>
@@ -976,7 +976,7 @@
                 <w:sz w:val="19"/>
                 <w:szCs w:val="19"/>
               </w:rPr>
-              <w:t xml:space="preserve">Zum Schluss: </w:t>
+              <w:t xml:space="preserve">Zielcheck: </w:t>
             </w:r>
             <w:r>
               <w:rPr>
@@ -985,7 +985,7 @@
                 <w:sz w:val="19"/>
                 <w:szCs w:val="19"/>
               </w:rPr>
-              <w:t xml:space="preserve">Heute habe ich gelernt, …</w:t>
+              <w:t xml:space="preserve">Welche Lesetechnik brauchst du? Begründe mit „weil“.</w:t>
             </w:r>
           </w:p>
           <w:p>
@@ -1014,7 +1014,7 @@
                 <w:sz w:val="17"/>
                 <w:szCs w:val="17"/>
               </w:rPr>
-              <w:t xml:space="preserve">Na koniec zapisz w zeszycie: „Heute habe ich gelernt, …“ (Dziś nauczyłam się, …).</w:t>
+              <w:t xml:space="preserve">Sprawdzenie celu: masz znaleźć strofę, w której Szkot widzi nos. Jakiej techniki czytania potrzebujesz? Zapisz ją w zeszycie z uzasadnieniem „…, weil …“.</w:t>
             </w:r>
           </w:p>
         </w:tc>
